--- a/Introducing-Allergenic-Foods-Baby-Eczema.docx
+++ b/Introducing-Allergenic-Foods-Baby-Eczema.docx
@@ -1399,6 +1399,89 @@
         </w:rPr>
         <w:t xml:space="preserve">Every child deserves the best start in life.</w:t>
       </w:r>
+    </w:p>
+    <w:p>
+      <w:pPr>
+        <w:pStyle w:val="Heading2"/>
+        <w:pBdr>
+          <w:bottom w:val="single" w:color="199195" w:sz="4" w:space="3"/>
+        </w:pBdr>
+        <w:spacing w:after="120" w:before="280"/>
+      </w:pPr>
+      <w:r>
+        <w:rPr>
+          <w:color w:val="0A3437"/>
+        </w:rPr>
+        <w:t xml:space="preserve">Further reading</w:t>
+      </w:r>
+    </w:p>
+    <w:p>
+      <w:pPr>
+        <w:spacing w:after="160"/>
+      </w:pPr>
+      <w:r>
+        <w:t xml:space="preserve">This article draws on current guidance from the following organisations, where you can read the full guidance for yourself:</w:t>
+      </w:r>
+    </w:p>
+    <w:p>
+      <w:pPr>
+        <w:pStyle w:val="ListParagraph"/>
+        <w:numPr>
+          <w:ilvl w:val="0"/>
+          <w:numId w:val="1"/>
+        </w:numPr>
+        <w:spacing w:after="60"/>
+      </w:pPr>
+      <w:hyperlink w:history="1" r:id="rIdi5hmuvdvmyf8dt8qvrg_5">
+        <w:r>
+          <w:rPr>
+            <w:rStyle w:val="Hyperlink"/>
+            <w:color w:val="199195"/>
+            <w:u w:val="single"/>
+          </w:rPr>
+          <w:t xml:space="preserve">BSACI: Early introduction of food allergens</w:t>
+        </w:r>
+      </w:hyperlink>
+    </w:p>
+    <w:p>
+      <w:pPr>
+        <w:pStyle w:val="ListParagraph"/>
+        <w:numPr>
+          <w:ilvl w:val="0"/>
+          <w:numId w:val="1"/>
+        </w:numPr>
+        <w:spacing w:after="60"/>
+      </w:pPr>
+      <w:hyperlink w:history="1" r:id="rIdlepa7zazkw4vckz_eievx">
+        <w:r>
+          <w:rPr>
+            <w:rStyle w:val="Hyperlink"/>
+            <w:color w:val="199195"/>
+            <w:u w:val="single"/>
+          </w:rPr>
+          <w:t xml:space="preserve">British Dietetic Association: Complementary feeding (weaning)</w:t>
+        </w:r>
+      </w:hyperlink>
+    </w:p>
+    <w:p>
+      <w:pPr>
+        <w:pStyle w:val="ListParagraph"/>
+        <w:numPr>
+          <w:ilvl w:val="0"/>
+          <w:numId w:val="1"/>
+        </w:numPr>
+        <w:spacing w:after="60"/>
+      </w:pPr>
+      <w:hyperlink w:history="1" r:id="rIdacbhqqnhrpcimfuoesyu9">
+        <w:r>
+          <w:rPr>
+            <w:rStyle w:val="Hyperlink"/>
+            <w:color w:val="199195"/>
+            <w:u w:val="single"/>
+          </w:rPr>
+          <w:t xml:space="preserve">Allergy UK: Weaning and Introducing your Baby onto Solids</w:t>
+        </w:r>
+      </w:hyperlink>
     </w:p>
     <w:p>
       <w:pPr>
